--- a/portfolio_construction/Portfolio Final/Portfolio Report.docx
+++ b/portfolio_construction/Portfolio Final/Portfolio Report.docx
@@ -511,12 +511,12 @@
     </w:p>
     <w:p>
       <w:r>
-        <w:t>For a simple handoff, we provide one Word/PDF portfolio note, one Excel workbook with nine tabs and one Sources folder with historical inputs, original vendor responses, code and the prepared initial package. The clean ZIP supplied for group integration is called Kappa Portfolio.zip. Development scripts and tests remain in this GitHub branch.</w:t>
+        <w:t>For the group handoff, the Portfolio Final folder contains a PDF report, an editable Word copy, a nine-sheet workbook and saved Yahoo data. Portfolio Files.zip contains the same material. The historical model, original 2022 decision, bond analysis, factor data and Python scripts stay in their existing repository folders so the group does not have to manage duplicate copies.</w:t>
       </w:r>
     </w:p>
     <w:p>
       <w:r>
-        <w:t>Tasks 2-02 and 2-04 through 2-08 are technically complete. The calculations for 2-03, 2-09 and the numerical part of 2-12 are complete but not independently signed by the relevant people. Tasks 2-01, 2-10 and 2-11 still depend on confirmation of the original university submission, the group's bond choice and integration into the final memo and slide deck. Those are real gaps, not missing formulas.</w:t>
+        <w:t>We have completed the stock calculations, compared both revised funding plans, checked the payment cash flows, and tested the frozen portfolio against actual market data. The remaining decisions are for the group to make: which bond plan to recommend, how to document the university submission, and how to combine this section with the final committee memo and presentation.</w:t>
       </w:r>
     </w:p>
     <w:p>

--- a/portfolio_construction/Portfolio Final/Portfolio Report.docx
+++ b/portfolio_construction/Portfolio Final/Portfolio Report.docx
@@ -25,7 +25,7 @@
     </w:p>
     <w:p>
       <w:r>
-        <w:t>We would keep the stock weights selected on 31 December 2022. The revised trustee payments make the bond funding decision more important, but we have not found enough improvement from optimizing the stock weights again to justify replacing the frozen portfolio. Principal matching is our cautious funding reference. Coupon funding is worth considering, since it increases the money available for growth, but it leaves almost no cash just after the 2025 payment. The group still needs to choose between them.</w:t>
+        <w:t>We would keep the stock weights selected on 31 December 2022. The revised trustee payments make the bond funding decision more important, but we have not found enough improvement from optimizing the stock weights again to justify replacing the frozen portfolio. The group has selected principal matching as its final revised funding recommendation. Coupon funding remains a feasible alternative with more initial growth capital, but it leaves almost no cash just after the 2025 payment and a smaller reserve at the end of 2030.</w:t>
       </w:r>
     </w:p>
     <w:p>

--- a/portfolio_construction/Portfolio Final/Portfolio Report.docx
+++ b/portfolio_construction/Portfolio Final/Portfolio Report.docx
@@ -516,7 +516,7 @@
     </w:p>
     <w:p>
       <w:r>
-        <w:t>We have completed the stock calculations, compared both revised funding plans, checked the payment cash flows, and tested the frozen portfolio against actual market data. The remaining decisions are for the group to make: which bond plan to recommend, how to document the university submission, and how to combine this section with the final committee memo and presentation.</w:t>
+        <w:t>The group has selected principal matching as its final revised funding recommendation and has approved retaining the original growth-portfolio weights. The remaining work is to verify the original-submission evidence and integrate the portfolio analysis into the final committee memo and presentation.</w:t>
       </w:r>
     </w:p>
     <w:p>

--- a/portfolio_construction/Portfolio Final/Portfolio Report.docx
+++ b/portfolio_construction/Portfolio Final/Portfolio Report.docx
@@ -270,7 +270,7 @@
     </w:p>
     <w:p>
       <w:r>
-        <w:t>The candidate list contains ten common stocks across five sectors plus two US equity ETFs. The selected allocation actually buys eight individual stocks: AAPL, MSFT, JPM, JNJ, PFE, PG, KO and CAT. It does not hold either ETF. That is an important concentration risk even though the candidate list is broader.</w:t>
+        <w:t>The candidate list contains ten common stocks across six sectors plus two US equity ETFs. The selected allocation actually buys eight individual stocks: AAPL, MSFT, JPM, JNJ, PFE, PG, KO and CAT. It does not hold either ETF. That is an important concentration risk even though the candidate list is broader.</w:t>
       </w:r>
     </w:p>
     <w:p>

--- a/portfolio_construction/Portfolio Final/Portfolio Report.docx
+++ b/portfolio_construction/Portfolio Final/Portfolio Report.docx
@@ -285,7 +285,7 @@
     </w:p>
     <w:p>
       <w:r>
-        <w:t>With a 25% instantaneous equity fall and a parallel 100 basis point bond-rate increase, the starting fund would lose roughly 14.42% under revised principal funding and 15.08% under revised coupon funding. These shocks are not the 12-month withdrawal-adjusted measures used for the trustees' 12% warning and 15% review levels.</w:t>
+        <w:t>With a 25% instantaneous equity fall and a parallel 100 basis point bond-rate increase, the starting fund would lose roughly 14.42% under revised principal funding and 15.08% under revised coupon funding. These instantaneous shocks are not the 12-month withdrawal-adjusted measures behind our proposed 12% warning and 15% review levels. The trustees have not approved those thresholds.</w:t>
       </w:r>
     </w:p>
     <w:p>
